--- a/marketing/instagram-ad-pack/00-word-documents/03 - Organic posting plan.docx
+++ b/marketing/instagram-ad-pack/00-word-documents/03 - Organic posting plan.docx
@@ -1555,6 +1555,119 @@
       </w:pPr>
       <w:r>
         <w:t xml:space="preserve">Show only drawings made for the video. Never real children or their work.</w:t>
+      </w:r>
+    </w:p>
+    <w:p>
+      <w:pPr>
+        <w:pStyle w:val="FirstParagraph"/>
+      </w:pPr>
+      <w:r>
+        <w:rPr>
+          <w:bCs/>
+          <w:b/>
+        </w:rPr>
+        <w:t xml:space="preserve">8 · Put your watch on the specimen sheet (25s, screen recording)</w:t>
+      </w:r>
+    </w:p>
+    <w:p>
+      <w:pPr>
+        <w:numPr>
+          <w:ilvl w:val="0"/>
+          <w:numId w:val="1010"/>
+        </w:numPr>
+        <w:pStyle w:val="Compact"/>
+      </w:pPr>
+      <w:r>
+        <w:t xml:space="preserve">Hook text:</w:t>
+      </w:r>
+      <w:r>
+        <w:t xml:space="preserve"> </w:t>
+      </w:r>
+      <w:r>
+        <w:rPr>
+          <w:iCs/>
+          <w:i/>
+        </w:rPr>
+        <w:t xml:space="preserve">“Free, 30 seconds: your watch on a specimen sheet.”</w:t>
+      </w:r>
+    </w:p>
+    <w:p>
+      <w:pPr>
+        <w:numPr>
+          <w:ilvl w:val="0"/>
+          <w:numId w:val="1010"/>
+        </w:numPr>
+        <w:pStyle w:val="Compact"/>
+      </w:pPr>
+      <w:r>
+        <w:t xml:space="preserve">Screen-record the tool on a phone: take the photo, line up the dial, tap the strap, the sheet appears.</w:t>
+      </w:r>
+    </w:p>
+    <w:p>
+      <w:pPr>
+        <w:numPr>
+          <w:ilvl w:val="0"/>
+          <w:numId w:val="1010"/>
+        </w:numPr>
+        <w:pStyle w:val="Compact"/>
+      </w:pPr>
+      <w:r>
+        <w:t xml:space="preserve">Pranav to camera: “It records what’s there: colours, shape, details. If you’d like my first look, send it to me on</w:t>
+      </w:r>
+      <w:r>
+        <w:t xml:space="preserve"> </w:t>
+      </w:r>
+      <w:r>
+        <w:t xml:space="preserve">WhatsApp.” End card:</w:t>
+      </w:r>
+      <w:r>
+        <w:t xml:space="preserve"> </w:t>
+      </w:r>
+      <w:r>
+        <w:rPr>
+          <w:iCs/>
+          <w:i/>
+        </w:rPr>
+        <w:t xml:space="preserve">link in bio → free watch check</w:t>
+      </w:r>
+      <w:r>
+        <w:t xml:space="preserve">.</w:t>
+      </w:r>
+    </w:p>
+    <w:p>
+      <w:pPr>
+        <w:numPr>
+          <w:ilvl w:val="0"/>
+          <w:numId w:val="1010"/>
+        </w:numPr>
+        <w:pStyle w:val="Compact"/>
+      </w:pPr>
+      <w:r>
+        <w:t xml:space="preserve">Caption:</w:t>
+      </w:r>
+      <w:r>
+        <w:t xml:space="preserve"> </w:t>
+      </w:r>
+      <w:r>
+        <w:rPr>
+          <w:iCs/>
+          <w:i/>
+        </w:rPr>
+        <w:t xml:space="preserve">Put the watch you wear on the specimen sheet. Free, two minutes, and your photo never leaves your phone.</w:t>
+      </w:r>
+      <w:r>
+        <w:rPr>
+          <w:iCs/>
+          <w:i/>
+        </w:rPr>
+        <w:t xml:space="preserve"> </w:t>
+      </w:r>
+      <w:r>
+        <w:rPr>
+          <w:iCs/>
+          <w:i/>
+        </w:rPr>
+        <w:t xml:space="preserve">Link in bio. #watches #wristwatch #watchoftheday #graphology #alignedbypranav</w:t>
       </w:r>
     </w:p>
     <w:p>
@@ -2034,6 +2147,9 @@
     <w:abstractNumId w:val="991"/>
   </w:num>
   <w:num w:numId="1009">
+    <w:abstractNumId w:val="991"/>
+  </w:num>
+  <w:num w:numId="1010">
     <w:abstractNumId w:val="991"/>
   </w:num>
 </w:numbering>

--- a/marketing/instagram-ad-pack/00-word-documents/03 - Organic posting plan.docx
+++ b/marketing/instagram-ad-pack/00-word-documents/03 - Organic posting plan.docx
@@ -1668,6 +1668,177 @@
           <w:i/>
         </w:rPr>
         <w:t xml:space="preserve">Link in bio. #watches #wristwatch #watchoftheday #graphology #alignedbypranav</w:t>
+      </w:r>
+    </w:p>
+    <w:p>
+      <w:pPr>
+        <w:pStyle w:val="FirstParagraph"/>
+      </w:pPr>
+      <w:r>
+        <w:rPr>
+          <w:bCs/>
+          <w:b/>
+        </w:rPr>
+        <w:t xml:space="preserve">9 · Your signature on the specimen sheet (30s, screen recording)</w:t>
+      </w:r>
+    </w:p>
+    <w:p>
+      <w:pPr>
+        <w:numPr>
+          <w:ilvl w:val="0"/>
+          <w:numId w:val="1011"/>
+        </w:numPr>
+        <w:pStyle w:val="Compact"/>
+      </w:pPr>
+      <w:r>
+        <w:t xml:space="preserve">Hook text:</w:t>
+      </w:r>
+      <w:r>
+        <w:t xml:space="preserve"> </w:t>
+      </w:r>
+      <w:r>
+        <w:rPr>
+          <w:iCs/>
+          <w:i/>
+        </w:rPr>
+        <w:t xml:space="preserve">“Sign here. Get two sheets free.”</w:t>
+      </w:r>
+    </w:p>
+    <w:p>
+      <w:pPr>
+        <w:numPr>
+          <w:ilvl w:val="0"/>
+          <w:numId w:val="1011"/>
+        </w:numPr>
+        <w:pStyle w:val="Compact"/>
+      </w:pPr>
+      <w:r>
+        <w:t xml:space="preserve">Screen-record the tool on a phone with a sample signature (“Your Name” or Pranav’s own, never a client’s): sign</w:t>
+      </w:r>
+      <w:r>
+        <w:t xml:space="preserve"> </w:t>
+      </w:r>
+      <w:r>
+        <w:t xml:space="preserve">with a finger, tap Done, the measurements appear, then the specimen sheet and the practice sheet.</w:t>
+      </w:r>
+    </w:p>
+    <w:p>
+      <w:pPr>
+        <w:numPr>
+          <w:ilvl w:val="0"/>
+          <w:numId w:val="1011"/>
+        </w:numPr>
+        <w:pStyle w:val="Compact"/>
+      </w:pPr>
+      <w:r>
+        <w:t xml:space="preserve">Pranav to camera: “It measures what’s there: the slant, the baseline, how often you lift the pen. The practice</w:t>
+      </w:r>
+      <w:r>
+        <w:t xml:space="preserve"> </w:t>
+      </w:r>
+      <w:r>
+        <w:t xml:space="preserve">sheet is made from your own signature. If you’d like my first look, send the sheet to me on WhatsApp.”</w:t>
+      </w:r>
+      <w:r>
+        <w:t xml:space="preserve"> </w:t>
+      </w:r>
+      <w:r>
+        <w:t xml:space="preserve">End card:</w:t>
+      </w:r>
+      <w:r>
+        <w:t xml:space="preserve"> </w:t>
+      </w:r>
+      <w:r>
+        <w:rPr>
+          <w:iCs/>
+          <w:i/>
+        </w:rPr>
+        <w:t xml:space="preserve">link in bio → free signature check</w:t>
+      </w:r>
+      <w:r>
+        <w:t xml:space="preserve">.</w:t>
+      </w:r>
+    </w:p>
+    <w:p>
+      <w:pPr>
+        <w:numPr>
+          <w:ilvl w:val="0"/>
+          <w:numId w:val="1011"/>
+        </w:numPr>
+        <w:pStyle w:val="Compact"/>
+      </w:pPr>
+      <w:r>
+        <w:t xml:space="preserve">Caption:</w:t>
+      </w:r>
+      <w:r>
+        <w:t xml:space="preserve"> </w:t>
+      </w:r>
+      <w:r>
+        <w:rPr>
+          <w:iCs/>
+          <w:i/>
+        </w:rPr>
+        <w:t xml:space="preserve">Your signature on a specimen sheet, plus a practice sheet made from it. Free, two minutes, nothing</w:t>
+      </w:r>
+      <w:r>
+        <w:rPr>
+          <w:iCs/>
+          <w:i/>
+        </w:rPr>
+        <w:t xml:space="preserve"> </w:t>
+      </w:r>
+      <w:r>
+        <w:rPr>
+          <w:iCs/>
+          <w:i/>
+        </w:rPr>
+        <w:t xml:space="preserve">uploaded. Link in bio. Share only the share-safe version. #signature #handwriting #graphology #alignedbypranav</w:t>
+      </w:r>
+    </w:p>
+    <w:p>
+      <w:pPr>
+        <w:pStyle w:val="FirstParagraph"/>
+      </w:pPr>
+      <w:r>
+        <w:rPr>
+          <w:bCs/>
+          <w:b/>
+        </w:rPr>
+        <w:t xml:space="preserve">Stories for the signature check:</w:t>
+      </w:r>
+      <w:r>
+        <w:t xml:space="preserve"> </w:t>
+      </w:r>
+      <w:r>
+        <w:t xml:space="preserve">a poll (“Does your signature rise, fall or stay level?”), then a link sticker</w:t>
+      </w:r>
+      <w:r>
+        <w:t xml:space="preserve"> </w:t>
+      </w:r>
+      <w:r>
+        <w:t xml:space="preserve">to the tool; reshare people’s</w:t>
+      </w:r>
+      <w:r>
+        <w:t xml:space="preserve"> </w:t>
+      </w:r>
+      <w:r>
+        <w:rPr>
+          <w:bCs/>
+          <w:b/>
+        </w:rPr>
+        <w:t xml:space="preserve">share-safe</w:t>
+      </w:r>
+      <w:r>
+        <w:t xml:space="preserve"> </w:t>
+      </w:r>
+      <w:r>
+        <w:t xml:space="preserve">sheets when they tag you (ask first); and a “practice sheet” Story</w:t>
+      </w:r>
+      <w:r>
+        <w:t xml:space="preserve"> </w:t>
+      </w:r>
+      <w:r>
+        <w:t xml:space="preserve">showing a printed sheet with pen marks (Pranav’s own signature).</w:t>
       </w:r>
     </w:p>
     <w:p>
@@ -2150,6 +2321,9 @@
     <w:abstractNumId w:val="991"/>
   </w:num>
   <w:num w:numId="1010">
+    <w:abstractNumId w:val="991"/>
+  </w:num>
+  <w:num w:numId="1011">
     <w:abstractNumId w:val="991"/>
   </w:num>
 </w:numbering>
